--- a/ADG/08장/8장_실습문제_추가서술형.docx
+++ b/ADG/08장/8장_실습문제_추가서술형.docx
@@ -42,7 +42,21 @@
           <w:rFonts w:ascii="맑은 고딕" w:hAnsi="맑은 고딕" w:eastAsia="맑은 고딕"/>
           <w:sz w:val="21"/>
         </w:rPr>
-        <w:t>[추가-01] `STANDBY_FILE_MANAGEMENT`가 자동화하는 범위와 하지 않는 범위를 구분해 설명하고, 어느 쪽 값이 동작을 결정하는지 근거와 함께 밝혀라.</w:t>
+        <w:t xml:space="preserve">[추가-01] </w:t>
+      </w:r>
+      <w:r>
+        <w:rPr>
+          <w:rFonts w:ascii="Consolas" w:hAnsi="Consolas" w:eastAsia="맑은 고딕"/>
+          <w:sz w:val="21"/>
+        </w:rPr>
+        <w:t xml:space="preserve">STANDBY_FILE_MANAGEMENT</w:t>
+      </w:r>
+      <w:r>
+        <w:rPr>
+          <w:rFonts w:ascii="맑은 고딕" w:hAnsi="맑은 고딕" w:eastAsia="맑은 고딕"/>
+          <w:sz w:val="21"/>
+        </w:rPr>
+        <w:t xml:space="preserve">가 자동화하는 범위와 하지 않는 범위를 구분해 설명하고, 어느 쪽 값이 동작을 결정하는지 근거와 함께 밝혀라.</w:t>
       </w:r>
     </w:p>
     <w:p>
@@ -96,7 +110,21 @@
           <w:rFonts w:ascii="맑은 고딕" w:hAnsi="맑은 고딕" w:eastAsia="맑은 고딕"/>
           <w:sz w:val="21"/>
         </w:rPr>
-        <w:t>[추가-03] `MANUAL` 상태에서 Primary에 테이블스페이스를 만들었을 때 Standby에서 벌어지는 일을 순서대로 서술하라. 왜 발견하기 어려운지도 설명하라.</w:t>
+        <w:t xml:space="preserve">[추가-03] </w:t>
+      </w:r>
+      <w:r>
+        <w:rPr>
+          <w:rFonts w:ascii="Consolas" w:hAnsi="Consolas" w:eastAsia="맑은 고딕"/>
+          <w:sz w:val="21"/>
+        </w:rPr>
+        <w:t xml:space="preserve">MANUAL</w:t>
+      </w:r>
+      <w:r>
+        <w:rPr>
+          <w:rFonts w:ascii="맑은 고딕" w:hAnsi="맑은 고딕" w:eastAsia="맑은 고딕"/>
+          <w:sz w:val="21"/>
+        </w:rPr>
+        <w:t xml:space="preserve"> 상태에서 Primary에 테이블스페이스를 만들었을 때 Standby에서 벌어지는 일을 순서대로 서술하라. 왜 발견하기 어려운지도 설명하라.</w:t>
       </w:r>
     </w:p>
     <w:p>
@@ -150,7 +178,21 @@
           <w:rFonts w:ascii="맑은 고딕" w:hAnsi="맑은 고딕" w:eastAsia="맑은 고딕"/>
           <w:sz w:val="21"/>
         </w:rPr>
-        <w:t>[추가-05] `ALTER DATABASE CREATE DATAFILE ... AS NEW`가 올바른 이름과 크기의 파일을 만들 수 있는 근거를 설명하고, 그 파일의 내용이 어떻게 채워지는지 서술하라.</w:t>
+        <w:t xml:space="preserve">[추가-05] </w:t>
+      </w:r>
+      <w:r>
+        <w:rPr>
+          <w:rFonts w:ascii="Consolas" w:hAnsi="Consolas" w:eastAsia="맑은 고딕"/>
+          <w:sz w:val="21"/>
+        </w:rPr>
+        <w:t xml:space="preserve">ALTER DATABASE CREATE DATAFILE ... AS NEW</w:t>
+      </w:r>
+      <w:r>
+        <w:rPr>
+          <w:rFonts w:ascii="맑은 고딕" w:hAnsi="맑은 고딕" w:eastAsia="맑은 고딕"/>
+          <w:sz w:val="21"/>
+        </w:rPr>
+        <w:t xml:space="preserve">가 올바른 이름과 크기의 파일을 만들 수 있는 근거를 설명하고, 그 파일의 내용이 어떻게 채워지는지 서술하라.</w:t>
       </w:r>
     </w:p>
     <w:p>
@@ -266,7 +308,35 @@
           <w:rFonts w:ascii="맑은 고딕" w:hAnsi="맑은 고딕" w:eastAsia="맑은 고딕"/>
           <w:sz w:val="21"/>
         </w:rPr>
-        <w:t>[추가-09] Standby에서 테이블스페이스를 만들려다 `ORA-16000`을 만났다. 원인과 조치, 재확인 방법을 쓰고, `STANDBY_FILE_MANAGEMENT` 값과의 관계를 밝혀라.</w:t>
+        <w:t xml:space="preserve">[추가-09] Standby에서 테이블스페이스를 만들려다 </w:t>
+      </w:r>
+      <w:r>
+        <w:rPr>
+          <w:rFonts w:ascii="Consolas" w:hAnsi="Consolas" w:eastAsia="맑은 고딕"/>
+          <w:sz w:val="21"/>
+        </w:rPr>
+        <w:t xml:space="preserve">ORA-16000</w:t>
+      </w:r>
+      <w:r>
+        <w:rPr>
+          <w:rFonts w:ascii="맑은 고딕" w:hAnsi="맑은 고딕" w:eastAsia="맑은 고딕"/>
+          <w:sz w:val="21"/>
+        </w:rPr>
+        <w:t xml:space="preserve">을 만났다. 원인과 조치, 재확인 방법을 쓰고, </w:t>
+      </w:r>
+      <w:r>
+        <w:rPr>
+          <w:rFonts w:ascii="Consolas" w:hAnsi="Consolas" w:eastAsia="맑은 고딕"/>
+          <w:sz w:val="21"/>
+        </w:rPr>
+        <w:t xml:space="preserve">STANDBY_FILE_MANAGEMENT</w:t>
+      </w:r>
+      <w:r>
+        <w:rPr>
+          <w:rFonts w:ascii="맑은 고딕" w:hAnsi="맑은 고딕" w:eastAsia="맑은 고딕"/>
+          <w:sz w:val="21"/>
+        </w:rPr>
+        <w:t xml:space="preserve"> 값과의 관계를 밝혀라.</w:t>
       </w:r>
     </w:p>
     <w:p>
@@ -293,7 +363,21 @@
           <w:rFonts w:ascii="맑은 고딕" w:hAnsi="맑은 고딕" w:eastAsia="맑은 고딕"/>
           <w:sz w:val="21"/>
         </w:rPr>
-        <w:t>[추가-10] Standby에 `UNNAMED00016`이 생기고 MRP가 죽었다. 진단에 쓸 조회 세 가지와 각각의 기대값, 그리고 복구 절차를 순서대로 쓰라.</w:t>
+        <w:t xml:space="preserve">[추가-10] Standby에 </w:t>
+      </w:r>
+      <w:r>
+        <w:rPr>
+          <w:rFonts w:ascii="Consolas" w:hAnsi="Consolas" w:eastAsia="맑은 고딕"/>
+          <w:sz w:val="21"/>
+        </w:rPr>
+        <w:t xml:space="preserve">UNNAMED00016</w:t>
+      </w:r>
+      <w:r>
+        <w:rPr>
+          <w:rFonts w:ascii="맑은 고딕" w:hAnsi="맑은 고딕" w:eastAsia="맑은 고딕"/>
+          <w:sz w:val="21"/>
+        </w:rPr>
+        <w:t xml:space="preserve">이 생기고 MRP가 죽었다. 진단에 쓸 조회 세 가지와 각각의 기대값, 그리고 복구 절차를 순서대로 쓰라.</w:t>
       </w:r>
     </w:p>
     <w:p>
@@ -320,7 +404,21 @@
           <w:rFonts w:ascii="맑은 고딕" w:hAnsi="맑은 고딕" w:eastAsia="맑은 고딕"/>
           <w:sz w:val="21"/>
         </w:rPr>
-        <w:t>[추가-11] `AUTO`로 되돌리고 MRP를 다시 켰는데도 계속 죽는다. 원인과 조치를 쓰고, 왜 파라미터를 되돌리는 것만으로는 부족한지 설명하라.</w:t>
+        <w:t xml:space="preserve">[추가-11] </w:t>
+      </w:r>
+      <w:r>
+        <w:rPr>
+          <w:rFonts w:ascii="Consolas" w:hAnsi="Consolas" w:eastAsia="맑은 고딕"/>
+          <w:sz w:val="21"/>
+        </w:rPr>
+        <w:t xml:space="preserve">AUTO</w:t>
+      </w:r>
+      <w:r>
+        <w:rPr>
+          <w:rFonts w:ascii="맑은 고딕" w:hAnsi="맑은 고딕" w:eastAsia="맑은 고딕"/>
+          <w:sz w:val="21"/>
+        </w:rPr>
+        <w:t xml:space="preserve">로 되돌리고 MRP를 다시 켰는데도 계속 죽는다. 원인과 조치를 쓰고, 왜 파라미터를 되돌리는 것만으로는 부족한지 설명하라.</w:t>
       </w:r>
     </w:p>
     <w:p>
@@ -347,7 +445,21 @@
           <w:rFonts w:ascii="맑은 고딕" w:hAnsi="맑은 고딕" w:eastAsia="맑은 고딕"/>
           <w:sz w:val="21"/>
         </w:rPr>
-        <w:t>[추가-12] 로그 그룹을 지우려는데 `ORA-01623`이 났다. 올바른 조치를 순서대로 쓰고, 이 오류를 우회했을 때 어떤 일이 일어나는지 밝혀라.</w:t>
+        <w:t xml:space="preserve">[추가-12] 로그 그룹을 지우려는데 </w:t>
+      </w:r>
+      <w:r>
+        <w:rPr>
+          <w:rFonts w:ascii="Consolas" w:hAnsi="Consolas" w:eastAsia="맑은 고딕"/>
+          <w:sz w:val="21"/>
+        </w:rPr>
+        <w:t xml:space="preserve">ORA-01623</w:t>
+      </w:r>
+      <w:r>
+        <w:rPr>
+          <w:rFonts w:ascii="맑은 고딕" w:hAnsi="맑은 고딕" w:eastAsia="맑은 고딕"/>
+          <w:sz w:val="21"/>
+        </w:rPr>
+        <w:t xml:space="preserve">이 났다. 올바른 조치를 순서대로 쓰고, 이 오류를 우회했을 때 어떤 일이 일어나는지 밝혀라.</w:t>
       </w:r>
     </w:p>
     <w:p>
@@ -374,7 +486,35 @@
           <w:rFonts w:ascii="맑은 고딕" w:hAnsi="맑은 고딕" w:eastAsia="맑은 고딕"/>
           <w:sz w:val="21"/>
         </w:rPr>
-        <w:t>[추가-13] 로그 그룹을 추가하려는데 `ORA-00301` + `ORA-27038`이 났다. 원인과 두 가지 조치 경로를 제시하고, 각각의 위험을 밝혀라.</w:t>
+        <w:t xml:space="preserve">[추가-13] 로그 그룹을 추가하려는데 </w:t>
+      </w:r>
+      <w:r>
+        <w:rPr>
+          <w:rFonts w:ascii="Consolas" w:hAnsi="Consolas" w:eastAsia="맑은 고딕"/>
+          <w:sz w:val="21"/>
+        </w:rPr>
+        <w:t xml:space="preserve">ORA-00301</w:t>
+      </w:r>
+      <w:r>
+        <w:rPr>
+          <w:rFonts w:ascii="맑은 고딕" w:hAnsi="맑은 고딕" w:eastAsia="맑은 고딕"/>
+          <w:sz w:val="21"/>
+        </w:rPr>
+        <w:t xml:space="preserve"> + </w:t>
+      </w:r>
+      <w:r>
+        <w:rPr>
+          <w:rFonts w:ascii="Consolas" w:hAnsi="Consolas" w:eastAsia="맑은 고딕"/>
+          <w:sz w:val="21"/>
+        </w:rPr>
+        <w:t xml:space="preserve">ORA-27038</w:t>
+      </w:r>
+      <w:r>
+        <w:rPr>
+          <w:rFonts w:ascii="맑은 고딕" w:hAnsi="맑은 고딕" w:eastAsia="맑은 고딕"/>
+          <w:sz w:val="21"/>
+        </w:rPr>
+        <w:t xml:space="preserve">이 났다. 원인과 두 가지 조치 경로를 제시하고, 각각의 위험을 밝혀라.</w:t>
       </w:r>
     </w:p>
     <w:p>
@@ -584,6 +724,8 @@
       </w:r>
     </w:p>
     <w:sectPr>
+      <w:headerReference w:type="default" r:id="rId9"/>
+      <w:footerReference w:type="default" r:id="rId10"/>
       <w:pgSz w:w="12240" w:h="15840"/>
       <w:pgMar w:top="1440" w:right="1800" w:bottom="1440" w:left="1800" w:header="720" w:footer="720" w:gutter="0"/>
       <w:cols w:space="720"/>
@@ -591,6 +733,26 @@
     </w:sectPr>
   </w:body>
 </w:document>
+</file>
+
+<file path=word/footer1.xml><?xml version="1.0" encoding="utf-8"?>
+<w:ftr xmlns:m="http://schemas.openxmlformats.org/officeDocument/2006/math" xmlns:mc="http://schemas.openxmlformats.org/markup-compatibility/2006" xmlns:mo="http://schemas.microsoft.com/office/mac/office/2008/main" xmlns:mv="urn:schemas-microsoft-com:mac:vml" xmlns:o="urn:schemas-microsoft-com:office:office" xmlns:r="http://schemas.openxmlformats.org/officeDocument/2006/relationships" xmlns:v="urn:schemas-microsoft-com:vml" xmlns:w10="urn:schemas-microsoft-com:office:word" xmlns:w14="http://schemas.microsoft.com/office/word/2010/wordml" xmlns:w="http://schemas.openxmlformats.org/wordprocessingml/2006/main" xmlns:wne="http://schemas.microsoft.com/office/word/2006/wordml" xmlns:wp14="http://schemas.microsoft.com/office/word/2010/wordprocessingDrawing" xmlns:wp="http://schemas.openxmlformats.org/drawingml/2006/wordprocessingDrawing" xmlns:wpc="http://schemas.microsoft.com/office/word/2010/wordprocessingCanvas" xmlns:wpg="http://schemas.microsoft.com/office/word/2010/wordprocessingGroup" xmlns:wpi="http://schemas.microsoft.com/office/word/2010/wordprocessingInk" xmlns:wps="http://schemas.microsoft.com/office/word/2010/wordprocessingShape" mc:Ignorable="w14 wp14">
+  <w:p>
+    <w:pPr>
+      <w:pStyle w:val="Footer"/>
+    </w:pPr>
+  </w:p>
+</w:ftr>
+</file>
+
+<file path=word/header1.xml><?xml version="1.0" encoding="utf-8"?>
+<w:hdr xmlns:m="http://schemas.openxmlformats.org/officeDocument/2006/math" xmlns:mc="http://schemas.openxmlformats.org/markup-compatibility/2006" xmlns:mo="http://schemas.microsoft.com/office/mac/office/2008/main" xmlns:mv="urn:schemas-microsoft-com:mac:vml" xmlns:o="urn:schemas-microsoft-com:office:office" xmlns:r="http://schemas.openxmlformats.org/officeDocument/2006/relationships" xmlns:v="urn:schemas-microsoft-com:vml" xmlns:w10="urn:schemas-microsoft-com:office:word" xmlns:w14="http://schemas.microsoft.com/office/word/2010/wordml" xmlns:w="http://schemas.openxmlformats.org/wordprocessingml/2006/main" xmlns:wne="http://schemas.microsoft.com/office/word/2006/wordml" xmlns:wp14="http://schemas.microsoft.com/office/word/2010/wordprocessingDrawing" xmlns:wp="http://schemas.openxmlformats.org/drawingml/2006/wordprocessingDrawing" xmlns:wpc="http://schemas.microsoft.com/office/word/2010/wordprocessingCanvas" xmlns:wpg="http://schemas.microsoft.com/office/word/2010/wordprocessingGroup" xmlns:wpi="http://schemas.microsoft.com/office/word/2010/wordprocessingInk" xmlns:wps="http://schemas.microsoft.com/office/word/2010/wordprocessingShape" mc:Ignorable="w14 wp14">
+  <w:p>
+    <w:pPr>
+      <w:pStyle w:val="Header"/>
+    </w:pPr>
+  </w:p>
+</w:hdr>
 </file>
 
 <file path=word/numbering.xml><?xml version="1.0" encoding="utf-8"?>
